--- a/Case Study 1 How does a bike-share navigate speedy success/report 1.docx
+++ b/Case Study 1 How does a bike-share navigate speedy success/report 1.docx
@@ -25,20 +25,62 @@
         <w:rPr>
           <w:lang w:val="en-US"/>
         </w:rPr>
-        <w:t>Business Task : How do annual members and casual riders use Cyclistic bikes differently</w:t>
-      </w:r>
-    </w:p>
-    <w:p>
-      <w:pPr>
-        <w:rPr>
-          <w:lang w:val="en-US"/>
-        </w:rPr>
-      </w:pPr>
-      <w:r>
-        <w:rPr>
-          <w:lang w:val="en-US"/>
-        </w:rPr>
-        <w:t xml:space="preserve">Stakeholders : Cyclistic marketing analytics team , Cyclistic executive team , Director of marketing </w:t>
+        <w:t xml:space="preserve">Business Task : How do annual members and casual riders use </w:t>
+      </w:r>
+      <w:proofErr w:type="spellStart"/>
+      <w:r>
+        <w:rPr>
+          <w:lang w:val="en-US"/>
+        </w:rPr>
+        <w:t>Cyclistic</w:t>
+      </w:r>
+      <w:proofErr w:type="spellEnd"/>
+      <w:r>
+        <w:rPr>
+          <w:lang w:val="en-US"/>
+        </w:rPr>
+        <w:t xml:space="preserve"> bikes differently</w:t>
+      </w:r>
+    </w:p>
+    <w:p>
+      <w:pPr>
+        <w:rPr>
+          <w:lang w:val="en-US"/>
+        </w:rPr>
+      </w:pPr>
+      <w:r>
+        <w:rPr>
+          <w:lang w:val="en-US"/>
+        </w:rPr>
+        <w:t xml:space="preserve">Stakeholders : </w:t>
+      </w:r>
+      <w:proofErr w:type="spellStart"/>
+      <w:r>
+        <w:rPr>
+          <w:lang w:val="en-US"/>
+        </w:rPr>
+        <w:t>Cyclistic</w:t>
+      </w:r>
+      <w:proofErr w:type="spellEnd"/>
+      <w:r>
+        <w:rPr>
+          <w:lang w:val="en-US"/>
+        </w:rPr>
+        <w:t xml:space="preserve"> marketing analytics team , </w:t>
+      </w:r>
+      <w:proofErr w:type="spellStart"/>
+      <w:r>
+        <w:rPr>
+          <w:lang w:val="en-US"/>
+        </w:rPr>
+        <w:t>Cyclistic</w:t>
+      </w:r>
+      <w:proofErr w:type="spellEnd"/>
+      <w:r>
+        <w:rPr>
+          <w:lang w:val="en-US"/>
+        </w:rPr>
+        <w:t xml:space="preserve"> executive team , Director of marketing </w:t>
       </w:r>
     </w:p>
     <w:p>
@@ -96,7 +138,21 @@
         <w:rPr>
           <w:lang w:val="en-US"/>
         </w:rPr>
-        <w:t>-2023/05) 12 months of Cyclistic trip data</w:t>
+        <w:t xml:space="preserve">-2023/05) 12 months of </w:t>
+      </w:r>
+      <w:proofErr w:type="spellStart"/>
+      <w:r>
+        <w:rPr>
+          <w:lang w:val="en-US"/>
+        </w:rPr>
+        <w:t>Cyclistic</w:t>
+      </w:r>
+      <w:proofErr w:type="spellEnd"/>
+      <w:r>
+        <w:rPr>
+          <w:lang w:val="en-US"/>
+        </w:rPr>
+        <w:t xml:space="preserve"> trip data</w:t>
       </w:r>
     </w:p>
     <w:p>
@@ -130,6 +186,143 @@
         </w:rPr>
         <w:t xml:space="preserve"> , Removed Duplicates</w:t>
       </w:r>
+    </w:p>
+    <w:p>
+      <w:pPr>
+        <w:rPr>
+          <w:lang w:val="en-US"/>
+        </w:rPr>
+      </w:pPr>
+    </w:p>
+    <w:p>
+      <w:pPr>
+        <w:rPr>
+          <w:lang w:val="en-US"/>
+        </w:rPr>
+      </w:pPr>
+      <w:r>
+        <w:rPr>
+          <w:lang w:val="en-US"/>
+        </w:rPr>
+        <w:t>Phase 3 (Process):</w:t>
+      </w:r>
+    </w:p>
+    <w:p>
+      <w:pPr>
+        <w:rPr>
+          <w:lang w:val="en-US"/>
+        </w:rPr>
+      </w:pPr>
+      <w:r>
+        <w:rPr>
+          <w:lang w:val="en-US"/>
+        </w:rPr>
+        <w:t>Calculated the ride length , Day of week</w:t>
+      </w:r>
+      <w:r>
+        <w:rPr>
+          <w:lang w:val="en-US"/>
+        </w:rPr>
+        <w:t xml:space="preserve"> (1=Sunday , 7 = Saturday )</w:t>
+      </w:r>
+    </w:p>
+    <w:p>
+      <w:pPr>
+        <w:rPr>
+          <w:lang w:val="en-US"/>
+        </w:rPr>
+      </w:pPr>
+      <w:r>
+        <w:rPr>
+          <w:lang w:val="en-US"/>
+        </w:rPr>
+        <w:t xml:space="preserve">Transformed to </w:t>
+      </w:r>
+      <w:r>
+        <w:rPr>
+          <w:lang w:val="en-US"/>
+        </w:rPr>
+        <w:t>Time</w:t>
+      </w:r>
+      <w:r>
+        <w:rPr>
+          <w:lang w:val="en-US"/>
+        </w:rPr>
+        <w:t xml:space="preserve"> Format</w:t>
+      </w:r>
+    </w:p>
+    <w:p>
+      <w:pPr>
+        <w:rPr>
+          <w:lang w:val="en-US"/>
+        </w:rPr>
+      </w:pPr>
+    </w:p>
+    <w:p>
+      <w:pPr>
+        <w:rPr>
+          <w:lang w:val="en-US"/>
+        </w:rPr>
+      </w:pPr>
+      <w:r>
+        <w:rPr>
+          <w:lang w:val="en-US"/>
+        </w:rPr>
+        <w:t>Phase 4 (Analyze):</w:t>
+      </w:r>
+      <w:r>
+        <w:rPr>
+          <w:lang w:val="en-US"/>
+        </w:rPr>
+        <w:br/>
+        <w:t>Mean ride length , Maximum ride length , Mode of day of week</w:t>
+      </w:r>
+    </w:p>
+    <w:p>
+      <w:pPr>
+        <w:rPr>
+          <w:lang w:val="en-US"/>
+        </w:rPr>
+      </w:pPr>
+      <w:r>
+        <w:rPr>
+          <w:lang w:val="en-US"/>
+        </w:rPr>
+        <w:t>Pivot table ( average ride length , Count  of ride length for each day of week )</w:t>
+      </w:r>
+    </w:p>
+    <w:p>
+      <w:pPr>
+        <w:rPr>
+          <w:lang w:val="en-US"/>
+        </w:rPr>
+      </w:pPr>
+      <w:r>
+        <w:rPr>
+          <w:lang w:val="en-US"/>
+        </w:rPr>
+        <w:t>Pivot table ( average ride length , Maximum ride length for casual and member )</w:t>
+      </w:r>
+    </w:p>
+    <w:p>
+      <w:pPr>
+        <w:rPr>
+          <w:rFonts w:ascii="Calibri" w:eastAsia="Times New Roman" w:hAnsi="Calibri" w:cs="Calibri"/>
+          <w:b/>
+          <w:bCs/>
+          <w:color w:val="000000"/>
+          <w:kern w:val="0"/>
+          <w:lang w:val="en-US" w:eastAsia="en-IM"/>
+          <w14:ligatures w14:val="none"/>
+        </w:rPr>
+      </w:pPr>
+    </w:p>
+    <w:p>
+      <w:pPr>
+        <w:rPr>
+          <w:lang w:val="en-US"/>
+        </w:rPr>
+      </w:pPr>
     </w:p>
     <w:p>
       <w:pPr>

--- a/Case Study 1 How does a bike-share navigate speedy success/report 1.docx
+++ b/Case Study 1 How does a bike-share navigate speedy success/report 1.docx
@@ -1,6 +1,6 @@
 
 <file path=word/document.xml><?xml version="1.0" encoding="utf-8"?>
-<w:document xmlns:wpc="http://schemas.microsoft.com/office/word/2010/wordprocessingCanvas" xmlns:cx="http://schemas.microsoft.com/office/drawing/2014/chartex" xmlns:cx1="http://schemas.microsoft.com/office/drawing/2015/9/8/chartex" xmlns:cx2="http://schemas.microsoft.com/office/drawing/2015/10/21/chartex" xmlns:cx3="http://schemas.microsoft.com/office/drawing/2016/5/9/chartex" xmlns:cx4="http://schemas.microsoft.com/office/drawing/2016/5/10/chartex" xmlns:cx5="http://schemas.microsoft.com/office/drawing/2016/5/11/chartex" xmlns:cx6="http://schemas.microsoft.com/office/drawing/2016/5/12/chartex" xmlns:cx7="http://schemas.microsoft.com/office/drawing/2016/5/13/chartex" xmlns:cx8="http://schemas.microsoft.com/office/drawing/2016/5/14/chartex" xmlns:mc="http://schemas.openxmlformats.org/markup-compatibility/2006" xmlns:aink="http://schemas.microsoft.com/office/drawing/2016/ink" xmlns:am3d="http://schemas.microsoft.com/office/drawing/2017/model3d" xmlns:o="urn:schemas-microsoft-com:office:office" xmlns:oel="http://schemas.microsoft.com/office/2019/extlst" xmlns:r="http://schemas.openxmlformats.org/officeDocument/2006/relationships" xmlns:m="http://schemas.openxmlformats.org/officeDocument/2006/math" xmlns:v="urn:schemas-microsoft-com:vml" xmlns:wp14="http://schemas.microsoft.com/office/word/2010/wordprocessingDrawing" xmlns:wp="http://schemas.openxmlformats.org/drawingml/2006/wordprocessingDrawing" xmlns:w10="urn:schemas-microsoft-com:office:word" xmlns:w="http://schemas.openxmlformats.org/wordprocessingml/2006/main" xmlns:w14="http://schemas.microsoft.com/office/word/2010/wordml" xmlns:w15="http://schemas.microsoft.com/office/word/2012/wordml" xmlns:w16cex="http://schemas.microsoft.com/office/word/2018/wordml/cex" xmlns:w16cid="http://schemas.microsoft.com/office/word/2016/wordml/cid" xmlns:w16="http://schemas.microsoft.com/office/word/2018/wordml" xmlns:w16du="http://schemas.microsoft.com/office/word/2023/wordml/word16du" xmlns:w16sdtdh="http://schemas.microsoft.com/office/word/2020/wordml/sdtdatahash" xmlns:w16se="http://schemas.microsoft.com/office/word/2015/wordml/symex" xmlns:wpg="http://schemas.microsoft.com/office/word/2010/wordprocessingGroup" xmlns:wpi="http://schemas.microsoft.com/office/word/2010/wordprocessingInk" xmlns:wne="http://schemas.microsoft.com/office/word/2006/wordml" xmlns:wps="http://schemas.microsoft.com/office/word/2010/wordprocessingShape" mc:Ignorable="w14 w15 w16se w16cid w16 w16cex w16sdtdh wp14">
+<w:document xmlns:wpc="http://schemas.microsoft.com/office/word/2010/wordprocessingCanvas" xmlns:cx="http://schemas.microsoft.com/office/drawing/2014/chartex" xmlns:cx1="http://schemas.microsoft.com/office/drawing/2015/9/8/chartex" xmlns:cx2="http://schemas.microsoft.com/office/drawing/2015/10/21/chartex" xmlns:cx3="http://schemas.microsoft.com/office/drawing/2016/5/9/chartex" xmlns:cx4="http://schemas.microsoft.com/office/drawing/2016/5/10/chartex" xmlns:cx5="http://schemas.microsoft.com/office/drawing/2016/5/11/chartex" xmlns:cx6="http://schemas.microsoft.com/office/drawing/2016/5/12/chartex" xmlns:cx7="http://schemas.microsoft.com/office/drawing/2016/5/13/chartex" xmlns:cx8="http://schemas.microsoft.com/office/drawing/2016/5/14/chartex" xmlns:mc="http://schemas.openxmlformats.org/markup-compatibility/2006" xmlns:aink="http://schemas.microsoft.com/office/drawing/2016/ink" xmlns:am3d="http://schemas.microsoft.com/office/drawing/2017/model3d" xmlns:o="urn:schemas-microsoft-com:office:office" xmlns:oel="http://schemas.microsoft.com/office/2019/extlst" xmlns:r="http://schemas.openxmlformats.org/officeDocument/2006/relationships" xmlns:m="http://schemas.openxmlformats.org/officeDocument/2006/math" xmlns:v="urn:schemas-microsoft-com:vml" xmlns:wp14="http://schemas.microsoft.com/office/word/2010/wordprocessingDrawing" xmlns:wp="http://schemas.openxmlformats.org/drawingml/2006/wordprocessingDrawing" xmlns:w10="urn:schemas-microsoft-com:office:word" xmlns:w="http://schemas.openxmlformats.org/wordprocessingml/2006/main" xmlns:w14="http://schemas.microsoft.com/office/word/2010/wordml" xmlns:w15="http://schemas.microsoft.com/office/word/2012/wordml" xmlns:w16cex="http://schemas.microsoft.com/office/word/2018/wordml/cex" xmlns:w16cid="http://schemas.microsoft.com/office/word/2016/wordml/cid" xmlns:w16="http://schemas.microsoft.com/office/word/2018/wordml" xmlns:w16sdtdh="http://schemas.microsoft.com/office/word/2020/wordml/sdtdatahash" xmlns:w16se="http://schemas.microsoft.com/office/word/2015/wordml/symex" xmlns:wpg="http://schemas.microsoft.com/office/word/2010/wordprocessingGroup" xmlns:wpi="http://schemas.microsoft.com/office/word/2010/wordprocessingInk" xmlns:wne="http://schemas.microsoft.com/office/word/2006/wordml" xmlns:wps="http://schemas.microsoft.com/office/word/2010/wordprocessingShape" mc:Ignorable="w14 w15 w16se w16cid w16 w16cex w16sdtdh wp14">
   <w:body>
     <w:p>
       <w:pPr>
@@ -25,62 +25,20 @@
         <w:rPr>
           <w:lang w:val="en-US"/>
         </w:rPr>
-        <w:t xml:space="preserve">Business Task : How do annual members and casual riders use </w:t>
-      </w:r>
-      <w:proofErr w:type="spellStart"/>
-      <w:r>
-        <w:rPr>
-          <w:lang w:val="en-US"/>
-        </w:rPr>
-        <w:t>Cyclistic</w:t>
-      </w:r>
-      <w:proofErr w:type="spellEnd"/>
-      <w:r>
-        <w:rPr>
-          <w:lang w:val="en-US"/>
-        </w:rPr>
-        <w:t xml:space="preserve"> bikes differently</w:t>
-      </w:r>
-    </w:p>
-    <w:p>
-      <w:pPr>
-        <w:rPr>
-          <w:lang w:val="en-US"/>
-        </w:rPr>
-      </w:pPr>
-      <w:r>
-        <w:rPr>
-          <w:lang w:val="en-US"/>
-        </w:rPr>
-        <w:t xml:space="preserve">Stakeholders : </w:t>
-      </w:r>
-      <w:proofErr w:type="spellStart"/>
-      <w:r>
-        <w:rPr>
-          <w:lang w:val="en-US"/>
-        </w:rPr>
-        <w:t>Cyclistic</w:t>
-      </w:r>
-      <w:proofErr w:type="spellEnd"/>
-      <w:r>
-        <w:rPr>
-          <w:lang w:val="en-US"/>
-        </w:rPr>
-        <w:t xml:space="preserve"> marketing analytics team , </w:t>
-      </w:r>
-      <w:proofErr w:type="spellStart"/>
-      <w:r>
-        <w:rPr>
-          <w:lang w:val="en-US"/>
-        </w:rPr>
-        <w:t>Cyclistic</w:t>
-      </w:r>
-      <w:proofErr w:type="spellEnd"/>
-      <w:r>
-        <w:rPr>
-          <w:lang w:val="en-US"/>
-        </w:rPr>
-        <w:t xml:space="preserve"> executive team , Director of marketing </w:t>
+        <w:t>Business Task : How do annual members and casual riders use Cyclistic bikes differently</w:t>
+      </w:r>
+    </w:p>
+    <w:p>
+      <w:pPr>
+        <w:rPr>
+          <w:lang w:val="en-US"/>
+        </w:rPr>
+      </w:pPr>
+      <w:r>
+        <w:rPr>
+          <w:lang w:val="en-US"/>
+        </w:rPr>
+        <w:t xml:space="preserve">Stakeholders : Cyclistic marketing analytics team , Cyclistic executive team , Director of marketing </w:t>
       </w:r>
     </w:p>
     <w:p>
@@ -138,21 +96,7 @@
         <w:rPr>
           <w:lang w:val="en-US"/>
         </w:rPr>
-        <w:t xml:space="preserve">-2023/05) 12 months of </w:t>
-      </w:r>
-      <w:proofErr w:type="spellStart"/>
-      <w:r>
-        <w:rPr>
-          <w:lang w:val="en-US"/>
-        </w:rPr>
-        <w:t>Cyclistic</w:t>
-      </w:r>
-      <w:proofErr w:type="spellEnd"/>
-      <w:r>
-        <w:rPr>
-          <w:lang w:val="en-US"/>
-        </w:rPr>
-        <w:t xml:space="preserve"> trip data</w:t>
+        <w:t>-2023/05) 12 months of Cyclistic trip data</w:t>
       </w:r>
     </w:p>
     <w:p>
@@ -193,6 +137,19 @@
           <w:lang w:val="en-US"/>
         </w:rPr>
       </w:pPr>
+      <w:r>
+        <w:rPr>
+          <w:lang w:val="en-US"/>
+        </w:rPr>
+        <w:t>Combined in to a single file</w:t>
+      </w:r>
+    </w:p>
+    <w:p>
+      <w:pPr>
+        <w:rPr>
+          <w:lang w:val="en-US"/>
+        </w:rPr>
+      </w:pPr>
     </w:p>
     <w:p>
       <w:pPr>
@@ -270,11 +227,17 @@
         </w:rPr>
         <w:t>Phase 4 (Analyze):</w:t>
       </w:r>
-      <w:r>
-        <w:rPr>
-          <w:lang w:val="en-US"/>
-        </w:rPr>
-        <w:br/>
+    </w:p>
+    <w:p>
+      <w:pPr>
+        <w:rPr>
+          <w:lang w:val="en-US"/>
+        </w:rPr>
+      </w:pPr>
+      <w:r>
+        <w:rPr>
+          <w:lang w:val="en-US"/>
+        </w:rPr>
         <w:t>Mean ride length , Maximum ride length , Mode of day of week</w:t>
       </w:r>
     </w:p>
@@ -303,6 +266,83 @@
         </w:rPr>
         <w:t>Pivot table ( average ride length , Maximum ride length for casual and member )</w:t>
       </w:r>
+    </w:p>
+    <w:p>
+      <w:pPr>
+        <w:rPr>
+          <w:lang w:val="en-US"/>
+        </w:rPr>
+      </w:pPr>
+      <w:r>
+        <w:t>analyze ridership data by type and weekday</w:t>
+      </w:r>
+      <w:r>
+        <w:rPr>
+          <w:lang w:val="en-US"/>
+        </w:rPr>
+        <w:t xml:space="preserve"> using R</w:t>
+      </w:r>
+    </w:p>
+    <w:p>
+      <w:pPr>
+        <w:rPr>
+          <w:lang w:val="en-US"/>
+        </w:rPr>
+      </w:pPr>
+      <w:r>
+        <w:t>visualize the number of rides by rider type</w:t>
+      </w:r>
+      <w:r>
+        <w:rPr>
+          <w:lang w:val="en-US"/>
+        </w:rPr>
+        <w:t xml:space="preserve"> </w:t>
+      </w:r>
+    </w:p>
+    <w:p>
+      <w:r>
+        <w:t>a visualization for average duration</w:t>
+      </w:r>
+    </w:p>
+    <w:p>
+      <w:pPr>
+        <w:rPr>
+          <w:lang w:val="en-US"/>
+        </w:rPr>
+      </w:pPr>
+    </w:p>
+    <w:p>
+      <w:pPr>
+        <w:rPr>
+          <w:lang w:val="en-US"/>
+        </w:rPr>
+      </w:pPr>
+      <w:r>
+        <w:rPr>
+          <w:lang w:val="en-US"/>
+        </w:rPr>
+        <w:t>Phase 5 (Share ) :</w:t>
+      </w:r>
+    </w:p>
+    <w:p>
+      <w:pPr>
+        <w:rPr>
+          <w:lang w:val="en-US"/>
+        </w:rPr>
+      </w:pPr>
+      <w:r>
+        <w:rPr>
+          <w:lang w:val="en-US"/>
+        </w:rPr>
+        <w:t>exported</w:t>
+      </w:r>
+    </w:p>
+    <w:p>
+      <w:pPr>
+        <w:rPr>
+          <w:lang w:val="en-US"/>
+        </w:rPr>
+      </w:pPr>
     </w:p>
     <w:p>
       <w:pPr>
@@ -783,6 +823,63 @@
     <w:semiHidden/>
     <w:unhideWhenUsed/>
   </w:style>
+  <w:style w:type="paragraph" w:styleId="HTMLPreformatted">
+    <w:name w:val="HTML Preformatted"/>
+    <w:basedOn w:val="Normal"/>
+    <w:link w:val="HTMLPreformattedChar"/>
+    <w:uiPriority w:val="99"/>
+    <w:unhideWhenUsed/>
+    <w:rsid w:val="00384D46"/>
+    <w:pPr>
+      <w:tabs>
+        <w:tab w:val="left" w:pos="916"/>
+        <w:tab w:val="left" w:pos="1832"/>
+        <w:tab w:val="left" w:pos="2748"/>
+        <w:tab w:val="left" w:pos="3664"/>
+        <w:tab w:val="left" w:pos="4580"/>
+        <w:tab w:val="left" w:pos="5496"/>
+        <w:tab w:val="left" w:pos="6412"/>
+        <w:tab w:val="left" w:pos="7328"/>
+        <w:tab w:val="left" w:pos="8244"/>
+        <w:tab w:val="left" w:pos="9160"/>
+        <w:tab w:val="left" w:pos="10076"/>
+        <w:tab w:val="left" w:pos="10992"/>
+        <w:tab w:val="left" w:pos="11908"/>
+        <w:tab w:val="left" w:pos="12824"/>
+        <w:tab w:val="left" w:pos="13740"/>
+        <w:tab w:val="left" w:pos="14656"/>
+      </w:tabs>
+      <w:spacing w:after="0" w:line="240" w:lineRule="auto"/>
+    </w:pPr>
+    <w:rPr>
+      <w:rFonts w:ascii="Courier New" w:eastAsia="Times New Roman" w:hAnsi="Courier New" w:cs="Courier New"/>
+      <w:kern w:val="0"/>
+      <w:sz w:val="20"/>
+      <w:szCs w:val="20"/>
+      <w:lang w:eastAsia="en-IM"/>
+      <w14:ligatures w14:val="none"/>
+    </w:rPr>
+  </w:style>
+  <w:style w:type="character" w:customStyle="1" w:styleId="HTMLPreformattedChar">
+    <w:name w:val="HTML Preformatted Char"/>
+    <w:basedOn w:val="DefaultParagraphFont"/>
+    <w:link w:val="HTMLPreformatted"/>
+    <w:uiPriority w:val="99"/>
+    <w:rsid w:val="00384D46"/>
+    <w:rPr>
+      <w:rFonts w:ascii="Courier New" w:eastAsia="Times New Roman" w:hAnsi="Courier New" w:cs="Courier New"/>
+      <w:kern w:val="0"/>
+      <w:sz w:val="20"/>
+      <w:szCs w:val="20"/>
+      <w:lang w:val="en-IM" w:eastAsia="en-IM"/>
+      <w14:ligatures w14:val="none"/>
+    </w:rPr>
+  </w:style>
+  <w:style w:type="character" w:customStyle="1" w:styleId="gnd-iwgdh3b">
+    <w:name w:val="gnd-iwgdh3b"/>
+    <w:basedOn w:val="DefaultParagraphFont"/>
+    <w:rsid w:val="00384D46"/>
+  </w:style>
 </w:styles>
 </file>
 
